--- a/docs/content/weather/weather_lecture.docx
+++ b/docs/content/weather/weather_lecture.docx
@@ -31,7 +31,7 @@
         <w:pStyle w:val="Date"/>
       </w:pPr>
       <w:r>
-        <w:t xml:space="preserve">2026-07-05</w:t>
+        <w:t xml:space="preserve">2026-08-27</w:t>
       </w:r>
     </w:p>
     <w:bookmarkStart w:id="12" w:name="where-we-left-off-lecture-06"/>
@@ -1145,33 +1145,22 @@
               </w:numPr>
             </w:pPr>
             <w:r>
+              <w:t xml:space="preserve">Before</w:t>
+            </w:r>
+            <w:r>
+              <w:t xml:space="preserve"> </w:t>
+            </w:r>
+            <w:r>
               <w:rPr>
-                <w:b/>
-                <w:bCs/>
+                <w:rStyle w:val="VerbatimChar"/>
               </w:rPr>
-              <w:t xml:space="preserve">Predicting first</w:t>
+              <w:t xml:space="preserve">get_GSOD()</w:t>
             </w:r>
             <w:r>
               <w:t xml:space="preserve"> </w:t>
             </w:r>
             <w:r>
-              <w:t xml:space="preserve">forces your brain to</w:t>
-            </w:r>
-            <w:r>
-              <w:t xml:space="preserve"> </w:t>
-            </w:r>
-            <w:r>
-              <w:rPr>
-                <w:i/>
-                <w:iCs/>
-              </w:rPr>
-              <w:t xml:space="preserve">retrieve</w:t>
-            </w:r>
-            <w:r>
-              <w:t xml:space="preserve"> </w:t>
-            </w:r>
-            <w:r>
-              <w:t xml:space="preserve">what it knows — the gap between guess and answer is what makes it stick.</w:t>
+              <w:t xml:space="preserve">runs, guess the row count or the shape of the trend — that guess is what your brain checks the real output against.</w:t>
             </w:r>
           </w:p>
           <w:p>
@@ -1183,17 +1172,37 @@
               </w:numPr>
             </w:pPr>
             <w:r>
+              <w:t xml:space="preserve">Retyping</w:t>
+            </w:r>
+            <w:r>
+              <w:t xml:space="preserve"> </w:t>
+            </w:r>
+            <w:r>
               <w:rPr>
-                <w:b/>
-                <w:bCs/>
+                <w:rStyle w:val="VerbatimChar"/>
               </w:rPr>
-              <w:t xml:space="preserve">Typing by hand</w:t>
+              <w:t xml:space="preserve">group_by(YEAR, MONTH)</w:t>
             </w:r>
             <w:r>
               <w:t xml:space="preserve"> </w:t>
             </w:r>
             <w:r>
-              <w:t xml:space="preserve">builds the finger-memory and error-spotting that copy-paste skips.</w:t>
+              <w:t xml:space="preserve">instead of pasting it is what makes you notice you meant</w:t>
+            </w:r>
+            <w:r>
+              <w:t xml:space="preserve"> </w:t>
+            </w:r>
+            <w:r>
+              <w:rPr>
+                <w:rStyle w:val="VerbatimChar"/>
+              </w:rPr>
+              <w:t xml:space="preserve">YEAR</w:t>
+            </w:r>
+            <w:r>
+              <w:t xml:space="preserve"> </w:t>
+            </w:r>
+            <w:r>
+              <w:t xml:space="preserve">alone.</w:t>
             </w:r>
           </w:p>
           <w:p>
@@ -1205,17 +1214,7 @@
               </w:numPr>
             </w:pPr>
             <w:r>
-              <w:rPr>
-                <w:b/>
-                <w:bCs/>
-              </w:rPr>
-              <w:t xml:space="preserve">Chunk → immediate practice</w:t>
-            </w:r>
-            <w:r>
-              <w:t xml:space="preserve"> </w:t>
-            </w:r>
-            <w:r>
-              <w:t xml:space="preserve">keeps a new idea in working memory long enough to form a lasting schema.</w:t>
+              <w:t xml:space="preserve">Downloading, then immediately summarizing in the same sitting, is what keeps the whole workflow — not just isolated commands — in your head.</w:t>
             </w:r>
           </w:p>
           <w:p/>
@@ -5091,7 +5090,7 @@
         <w:rPr>
           <w:rStyle w:val="StringTok"/>
         </w:rPr>
-        <w:t xml:space="preserve">"steelblue"</w:t>
+        <w:t xml:space="preserve">"darkblue"</w:t>
       </w:r>
       <w:r>
         <w:rPr>
@@ -10406,7 +10405,7 @@
         <w:rPr>
           <w:rStyle w:val="StringTok"/>
         </w:rPr>
-        <w:t xml:space="preserve">"steelblue"</w:t>
+        <w:t xml:space="preserve">"darkblue"</w:t>
       </w:r>
       <w:r>
         <w:br/>

--- a/docs/content/weather/weather_lecture.docx
+++ b/docs/content/weather/weather_lecture.docx
@@ -11966,7 +11966,7 @@
           <w:b/>
           <w:bCs/>
         </w:rPr>
-        <w:t xml:space="preserve">Up next — Homework:</w:t>
+        <w:t xml:space="preserve">Up next — Extension (out of class):</w:t>
       </w:r>
     </w:p>
     <w:p>
@@ -12006,7 +12006,7 @@
         </w:numPr>
       </w:pPr>
       <w:r>
-        <w:t xml:space="preserve">Repeat this entire workflow: download → raw plot → summarize → model the trend</w:t>
+        <w:t xml:space="preserve">Repeat the workflow: download → summarize → model the annual trend</w:t>
       </w:r>
     </w:p>
     <w:p>
@@ -12018,34 +12018,7 @@
         </w:numPr>
       </w:pPr>
       <w:r>
-        <w:t xml:space="preserve">Build your own summer vs. winter</w:t>
-      </w:r>
-      <w:r>
-        <w:t xml:space="preserve"> </w:t>
-      </w:r>
-      <w:r>
-        <w:rPr>
-          <w:rStyle w:val="VerbatimChar"/>
-        </w:rPr>
-        <w:t xml:space="preserve">case_when()</w:t>
-      </w:r>
-      <w:r>
-        <w:t xml:space="preserve"> </w:t>
-      </w:r>
-      <w:r>
-        <w:t xml:space="preserve">comparison</w:t>
-      </w:r>
-    </w:p>
-    <w:p>
-      <w:pPr>
-        <w:pStyle w:val="Compact"/>
-        <w:numPr>
-          <w:ilvl w:val="0"/>
-          <w:numId w:val="1027"/>
-        </w:numPr>
-      </w:pPr>
-      <w:r>
-        <w:t xml:space="preserve">Write a short results paragraph comparing your city’s warming rate to Duluth’s</w:t>
+        <w:t xml:space="preserve">Compare your city’s warming rate to Duluth’s, and predict first — by hand</w:t>
       </w:r>
     </w:p>
     <w:bookmarkEnd w:id="87"/>

--- a/docs/content/weather/weather_lecture.docx
+++ b/docs/content/weather/weather_lecture.docx
@@ -31,7 +31,7 @@
         <w:pStyle w:val="Date"/>
       </w:pPr>
       <w:r>
-        <w:t xml:space="preserve">2026-08-27</w:t>
+        <w:t xml:space="preserve">2026-09-01</w:t>
       </w:r>
     </w:p>
     <w:bookmarkStart w:id="12" w:name="where-we-left-off-lecture-06"/>

--- a/docs/content/weather/weather_lecture.docx
+++ b/docs/content/weather/weather_lecture.docx
@@ -31,7 +31,7 @@
         <w:pStyle w:val="Date"/>
       </w:pPr>
       <w:r>
-        <w:t xml:space="preserve">2026-09-01</w:t>
+        <w:t xml:space="preserve">2026-09-03</w:t>
       </w:r>
     </w:p>
     <w:bookmarkStart w:id="12" w:name="where-we-left-off-lecture-06"/>

--- a/docs/content/weather/weather_lecture.docx
+++ b/docs/content/weather/weather_lecture.docx
@@ -3802,7 +3802,7 @@
       <w:r>
         <w:drawing>
           <wp:inline>
-            <wp:extent cx="5943600" cy="5943600"/>
+            <wp:extent cx="2286000" cy="2286000"/>
             <wp:effectExtent b="0" l="0" r="0" t="0"/>
             <wp:docPr descr="" title="" id="38" name="Picture"/>
             <a:graphic>
@@ -3823,7 +3823,7 @@
                   <pic:spPr bwMode="auto">
                     <a:xfrm>
                       <a:off x="0" y="0"/>
-                      <a:ext cx="5943600" cy="5943600"/>
+                      <a:ext cx="2286000" cy="2286000"/>
                     </a:xfrm>
                     <a:prstGeom prst="rect">
                       <a:avLst/>
@@ -5274,7 +5274,7 @@
       <w:r>
         <w:drawing>
           <wp:inline>
-            <wp:extent cx="5943600" cy="5943600"/>
+            <wp:extent cx="2286000" cy="2286000"/>
             <wp:effectExtent b="0" l="0" r="0" t="0"/>
             <wp:docPr descr="" title="" id="49" name="Picture"/>
             <a:graphic>
@@ -5295,7 +5295,7 @@
                   <pic:spPr bwMode="auto">
                     <a:xfrm>
                       <a:off x="0" y="0"/>
-                      <a:ext cx="5943600" cy="5943600"/>
+                      <a:ext cx="2286000" cy="2286000"/>
                     </a:xfrm>
                     <a:prstGeom prst="rect">
                       <a:avLst/>
@@ -6077,7 +6077,7 @@
       <w:r>
         <w:drawing>
           <wp:inline>
-            <wp:extent cx="5943600" cy="5943600"/>
+            <wp:extent cx="2286000" cy="2286000"/>
             <wp:effectExtent b="0" l="0" r="0" t="0"/>
             <wp:docPr descr="" title="" id="53" name="Picture"/>
             <a:graphic>
@@ -6098,7 +6098,7 @@
                   <pic:spPr bwMode="auto">
                     <a:xfrm>
                       <a:off x="0" y="0"/>
-                      <a:ext cx="5943600" cy="5943600"/>
+                      <a:ext cx="2286000" cy="2286000"/>
                     </a:xfrm>
                     <a:prstGeom prst="rect">
                       <a:avLst/>
@@ -10634,7 +10634,7 @@
       <w:r>
         <w:drawing>
           <wp:inline>
-            <wp:extent cx="5943600" cy="5943600"/>
+            <wp:extent cx="2286000" cy="2286000"/>
             <wp:effectExtent b="0" l="0" r="0" t="0"/>
             <wp:docPr descr="" title="" id="80" name="Picture"/>
             <a:graphic>
@@ -10655,7 +10655,7 @@
                   <pic:spPr bwMode="auto">
                     <a:xfrm>
                       <a:off x="0" y="0"/>
-                      <a:ext cx="5943600" cy="5943600"/>
+                      <a:ext cx="2286000" cy="2286000"/>
                     </a:xfrm>
                     <a:prstGeom prst="rect">
                       <a:avLst/>
@@ -13212,8 +13212,8 @@
       <w:rFonts w:asciiTheme="majorHAnsi" w:cstheme="majorBidi" w:eastAsiaTheme="majorEastAsia" w:hAnsiTheme="majorHAnsi"/>
       <w:spacing w:val="-10"/>
       <w:kern w:val="28"/>
-      <w:sz w:val="56"/>
-      <w:szCs w:val="56"/>
+      <w:sz w:val="40"/>
+      <w:szCs w:val="40"/>
     </w:rPr>
   </w:style>
   <w:style w:customStyle="1" w:styleId="TitleChar" w:type="character">
@@ -13226,8 +13226,8 @@
       <w:rFonts w:asciiTheme="majorHAnsi" w:cstheme="majorBidi" w:eastAsiaTheme="majorEastAsia" w:hAnsiTheme="majorHAnsi"/>
       <w:spacing w:val="-10"/>
       <w:kern w:val="28"/>
-      <w:sz w:val="56"/>
-      <w:szCs w:val="56"/>
+      <w:sz w:val="40"/>
+      <w:szCs w:val="40"/>
     </w:rPr>
   </w:style>
   <w:style w:styleId="Subtitle" w:type="paragraph">

--- a/docs/content/weather/weather_lecture.docx
+++ b/docs/content/weather/weather_lecture.docx
@@ -31,7 +31,7 @@
         <w:pStyle w:val="Date"/>
       </w:pPr>
       <w:r>
-        <w:t xml:space="preserve">2026-09-03</w:t>
+        <w:t xml:space="preserve">2026-09-04</w:t>
       </w:r>
     </w:p>
     <w:bookmarkStart w:id="12" w:name="where-we-left-off-lecture-06"/>
